--- a/Cover_Letters/Shinoy_CompuGroup_Medical_SE___Co__KGaA_Test_Automation_Engineer_Cover_Letter.docx
+++ b/Cover_Letters/Shinoy_CompuGroup_Medical_SE___Co__KGaA_Test_Automation_Engineer_Cover_Letter.docx
@@ -14,7 +14,7 @@
     </w:p>
     <w:p>
       <w:r>
-        <w:t>September 17, 2026</w:t>
+        <w:t>October 09, 2026</w:t>
       </w:r>
     </w:p>
     <w:p>
@@ -35,7 +35,7 @@
     </w:p>
     <w:p>
       <w:r>
-        <w:t>Your focus on medical information systems and eHealth solutions caught my attention because reliable software is so important in healthcare. In my recent work, I have built end-to-end test suites using Playwright and TypeScript, and I also use Gemini Code Assist to help speed up test generation. I am comfortable working with cross-functional teams to catch defects early and support smooth releases.</w:t>
+        <w:t>Your focus on building reliable eHealth systems and doctor information systems aligns well with my background in testing regulated financial platforms. I bring solid experience in designing automated test suites, managing regression processes, and working alongside developers to catch issues early. I have also used AI tools like Gemini Code Assist to speed up script creation in my recent projects.</w:t>
       </w:r>
     </w:p>
     <w:p>

--- a/Cover_Letters/Shinoy_CompuGroup_Medical_SE___Co__KGaA_Test_Automation_Engineer_Cover_Letter.docx
+++ b/Cover_Letters/Shinoy_CompuGroup_Medical_SE___Co__KGaA_Test_Automation_Engineer_Cover_Letter.docx
@@ -14,7 +14,7 @@
     </w:p>
     <w:p>
       <w:r>
-        <w:t>October 09, 2026</w:t>
+        <w:t>October 30, 2026</w:t>
       </w:r>
     </w:p>
     <w:p>
@@ -35,7 +35,7 @@
     </w:p>
     <w:p>
       <w:r>
-        <w:t>Your focus on building reliable eHealth systems and doctor information systems aligns well with my background in testing regulated financial platforms. I bring solid experience in designing automated test suites, managing regression processes, and working alongside developers to catch issues early. I have also used AI tools like Gemini Code Assist to speed up script creation in my recent projects.</w:t>
+        <w:t>Your focus on maintaining high quality standards for medical information systems aligns well with my background in testing complex software applications. Throughout my career, I have worked extensively on test automation frameworks, regression testing, and quality assurance processes in regulated fields. I also appreciate your openness to modern tooling, and I have practical experience using Gemini Code Assist to streamline test generation tasks.</w:t>
       </w:r>
     </w:p>
     <w:p>
